--- a/Course/1 Component 1 - Computer Systems/1.4 Data Types, Data Structures and Boolean Algebra/1.4.3 Boolean Algebra/3 Worksheet (editable).docx
+++ b/Course/1 Component 1 - Computer Systems/1.4 Data Types, Data Structures and Boolean Algebra/1.4.3 Boolean Algebra/3 Worksheet (editable).docx
@@ -7,62 +7,26 @@
         <w:pStyle w:val="Heading1"/>
       </w:pPr>
       <w:r>
+        <w:rPr>
+          <w:b w:val="0"/>
+          <w:i w:val="0"/>
+        </w:rPr>
         <w:t>Quiz — 1.4.3 Boolean Algebra</w:t>
       </w:r>
     </w:p>
     <w:p>
       <w:r>
-        <w:t xml:space="preserve">Name: </w:t>
-      </w:r>
-      <w:r>
         <w:rPr>
-          <w:b/>
+          <w:b w:val="0"/>
+          <w:i w:val="0"/>
         </w:rPr>
-        <w:t>_</w:t>
-      </w:r>
-      <w:r>
-        <w:rPr>
-          <w:b/>
-        </w:rPr>
-        <w:t>_</w:t>
-      </w:r>
-      <w:r>
-        <w:rPr>
-          <w:b/>
-        </w:rPr>
-        <w:t>_</w:t>
-      </w:r>
-      <w:r>
-        <w:rPr>
-          <w:b/>
-        </w:rPr>
-        <w:t>_</w:t>
-      </w:r>
-      <w:r>
-        <w:rPr>
-          <w:b/>
-        </w:rPr>
-        <w:t xml:space="preserve">   Date: </w:t>
-      </w:r>
-      <w:r>
-        <w:rPr>
-          <w:b/>
-        </w:rPr>
-        <w:t>_</w:t>
-      </w:r>
-      <w:r>
-        <w:rPr>
-          <w:b/>
-        </w:rPr>
-        <w:t xml:space="preserve">_   Mark: </w:t>
-      </w:r>
-      <w:r>
-        <w:t>____ / 30</w:t>
+        <w:t>Name: ______________________   Date: __________   Mark: ______ / 30</w:t>
       </w:r>
     </w:p>
     <w:p>
       <w:r>
         <w:rPr>
+          <w:b w:val="0"/>
           <w:i/>
         </w:rPr>
         <w:t>OCR H446 · Component 01 · 1.4.3 — show all working</w:t>
@@ -80,6 +44,10 @@
         <w:pStyle w:val="Heading2"/>
       </w:pPr>
       <w:r>
+        <w:rPr>
+          <w:b w:val="0"/>
+          <w:i w:val="0"/>
+        </w:rPr>
         <w:t>Section A — Multiple choice (8 marks)</w:t>
       </w:r>
     </w:p>
@@ -87,44 +55,74 @@
       <w:r>
         <w:rPr>
           <w:b/>
+          <w:i w:val="0"/>
         </w:rPr>
         <w:t>1.</w:t>
       </w:r>
       <w:r>
+        <w:rPr>
+          <w:b w:val="0"/>
+          <w:i w:val="0"/>
+        </w:rPr>
         <w:t xml:space="preserve"> For which input combination does a 2-input </w:t>
       </w:r>
       <w:r>
         <w:rPr>
           <w:b/>
+          <w:i w:val="0"/>
         </w:rPr>
         <w:t>AND</w:t>
       </w:r>
       <w:r>
+        <w:rPr>
+          <w:b w:val="0"/>
+          <w:i w:val="0"/>
+        </w:rPr>
         <w:t xml:space="preserve"> gate output 1?</w:t>
       </w:r>
     </w:p>
     <w:p>
       <w:r>
+        <w:rPr>
+          <w:b w:val="0"/>
+          <w:i w:val="0"/>
+        </w:rPr>
         <w:t>A. A=0, B=0</w:t>
       </w:r>
     </w:p>
     <w:p>
       <w:r>
+        <w:rPr>
+          <w:b w:val="0"/>
+          <w:i w:val="0"/>
+        </w:rPr>
         <w:t>B. A=1, B=0</w:t>
       </w:r>
     </w:p>
     <w:p>
       <w:r>
+        <w:rPr>
+          <w:b w:val="0"/>
+          <w:i w:val="0"/>
+        </w:rPr>
         <w:t>C. A=0, B=1</w:t>
       </w:r>
     </w:p>
     <w:p>
       <w:r>
+        <w:rPr>
+          <w:b w:val="0"/>
+          <w:i w:val="0"/>
+        </w:rPr>
         <w:t>D. A=1, B=1</w:t>
       </w:r>
     </w:p>
     <w:p>
       <w:r>
+        <w:rPr>
+          <w:b w:val="0"/>
+          <w:i w:val="0"/>
+        </w:rPr>
         <w:t>Your answer: ☐</w:t>
       </w:r>
     </w:p>
@@ -132,44 +130,74 @@
       <w:r>
         <w:rPr>
           <w:b/>
+          <w:i w:val="0"/>
         </w:rPr>
         <w:t>2.</w:t>
       </w:r>
       <w:r>
+        <w:rPr>
+          <w:b w:val="0"/>
+          <w:i w:val="0"/>
+        </w:rPr>
         <w:t xml:space="preserve"> Which logic gate outputs 1 </w:t>
       </w:r>
       <w:r>
         <w:rPr>
           <w:b/>
+          <w:i w:val="0"/>
         </w:rPr>
         <w:t>only when its two inputs differ</w:t>
       </w:r>
       <w:r>
+        <w:rPr>
+          <w:b w:val="0"/>
+          <w:i w:val="0"/>
+        </w:rPr>
         <w:t>?</w:t>
       </w:r>
     </w:p>
     <w:p>
       <w:r>
+        <w:rPr>
+          <w:b w:val="0"/>
+          <w:i w:val="0"/>
+        </w:rPr>
         <w:t>A. AND</w:t>
       </w:r>
     </w:p>
     <w:p>
       <w:r>
+        <w:rPr>
+          <w:b w:val="0"/>
+          <w:i w:val="0"/>
+        </w:rPr>
         <w:t>B. OR</w:t>
       </w:r>
     </w:p>
     <w:p>
       <w:r>
+        <w:rPr>
+          <w:b w:val="0"/>
+          <w:i w:val="0"/>
+        </w:rPr>
         <w:t>C. XOR</w:t>
       </w:r>
     </w:p>
     <w:p>
       <w:r>
+        <w:rPr>
+          <w:b w:val="0"/>
+          <w:i w:val="0"/>
+        </w:rPr>
         <w:t>D. NOR</w:t>
       </w:r>
     </w:p>
     <w:p>
       <w:r>
+        <w:rPr>
+          <w:b w:val="0"/>
+          <w:i w:val="0"/>
+        </w:rPr>
         <w:t>Your answer: ☐</w:t>
       </w:r>
     </w:p>
@@ -177,44 +205,74 @@
       <w:r>
         <w:rPr>
           <w:b/>
+          <w:i w:val="0"/>
         </w:rPr>
         <w:t>3.</w:t>
       </w:r>
       <w:r>
+        <w:rPr>
+          <w:b w:val="0"/>
+          <w:i w:val="0"/>
+        </w:rPr>
         <w:t xml:space="preserve"> Which two gates are described as </w:t>
       </w:r>
       <w:r>
         <w:rPr>
           <w:b/>
+          <w:i w:val="0"/>
         </w:rPr>
         <w:t>universal</w:t>
       </w:r>
       <w:r>
+        <w:rPr>
+          <w:b w:val="0"/>
+          <w:i w:val="0"/>
+        </w:rPr>
         <w:t xml:space="preserve"> (any circuit can be built from them alone)?</w:t>
       </w:r>
     </w:p>
     <w:p>
       <w:r>
+        <w:rPr>
+          <w:b w:val="0"/>
+          <w:i w:val="0"/>
+        </w:rPr>
         <w:t>A. AND and OR</w:t>
       </w:r>
     </w:p>
     <w:p>
       <w:r>
+        <w:rPr>
+          <w:b w:val="0"/>
+          <w:i w:val="0"/>
+        </w:rPr>
         <w:t>B. NAND and NOR</w:t>
       </w:r>
     </w:p>
     <w:p>
       <w:r>
+        <w:rPr>
+          <w:b w:val="0"/>
+          <w:i w:val="0"/>
+        </w:rPr>
         <w:t>C. XOR and NOT</w:t>
       </w:r>
     </w:p>
     <w:p>
       <w:r>
+        <w:rPr>
+          <w:b w:val="0"/>
+          <w:i w:val="0"/>
+        </w:rPr>
         <w:t>D. OR and NOT</w:t>
       </w:r>
     </w:p>
     <w:p>
       <w:r>
+        <w:rPr>
+          <w:b w:val="0"/>
+          <w:i w:val="0"/>
+        </w:rPr>
         <w:t>Your answer: ☐</w:t>
       </w:r>
     </w:p>
@@ -222,30 +280,47 @@
       <w:r>
         <w:rPr>
           <w:b/>
+          <w:i w:val="0"/>
         </w:rPr>
         <w:t>4.</w:t>
       </w:r>
       <w:r>
+        <w:rPr>
+          <w:b w:val="0"/>
+          <w:i w:val="0"/>
+        </w:rPr>
         <w:t xml:space="preserve"> De Morgan's law states that </w:t>
       </w:r>
       <w:r>
         <w:rPr>
           <w:rFonts w:ascii="Consolas" w:hAnsi="Consolas"/>
+          <w:b w:val="0"/>
+          <w:i w:val="0"/>
           <w:sz w:val="19"/>
         </w:rPr>
         <w:t>¬(A + B)</w:t>
       </w:r>
       <w:r>
+        <w:rPr>
+          <w:b w:val="0"/>
+          <w:i w:val="0"/>
+        </w:rPr>
         <w:t xml:space="preserve"> is equivalent to:</w:t>
       </w:r>
     </w:p>
     <w:p>
       <w:r>
+        <w:rPr>
+          <w:b w:val="0"/>
+          <w:i w:val="0"/>
+        </w:rPr>
         <w:t xml:space="preserve">A. </w:t>
       </w:r>
       <w:r>
         <w:rPr>
           <w:rFonts w:ascii="Consolas" w:hAnsi="Consolas"/>
+          <w:b w:val="0"/>
+          <w:i w:val="0"/>
           <w:sz w:val="19"/>
         </w:rPr>
         <w:t>¬A + ¬B</w:t>
@@ -253,11 +328,17 @@
     </w:p>
     <w:p>
       <w:r>
+        <w:rPr>
+          <w:b w:val="0"/>
+          <w:i w:val="0"/>
+        </w:rPr>
         <w:t xml:space="preserve">B. </w:t>
       </w:r>
       <w:r>
         <w:rPr>
           <w:rFonts w:ascii="Consolas" w:hAnsi="Consolas"/>
+          <w:b w:val="0"/>
+          <w:i w:val="0"/>
           <w:sz w:val="19"/>
         </w:rPr>
         <w:t>¬A · ¬B</w:t>
@@ -265,11 +346,17 @@
     </w:p>
     <w:p>
       <w:r>
+        <w:rPr>
+          <w:b w:val="0"/>
+          <w:i w:val="0"/>
+        </w:rPr>
         <w:t xml:space="preserve">C. </w:t>
       </w:r>
       <w:r>
         <w:rPr>
           <w:rFonts w:ascii="Consolas" w:hAnsi="Consolas"/>
+          <w:b w:val="0"/>
+          <w:i w:val="0"/>
           <w:sz w:val="19"/>
         </w:rPr>
         <w:t>A · B</w:t>
@@ -277,11 +364,17 @@
     </w:p>
     <w:p>
       <w:r>
+        <w:rPr>
+          <w:b w:val="0"/>
+          <w:i w:val="0"/>
+        </w:rPr>
         <w:t xml:space="preserve">D. </w:t>
       </w:r>
       <w:r>
         <w:rPr>
           <w:rFonts w:ascii="Consolas" w:hAnsi="Consolas"/>
+          <w:b w:val="0"/>
+          <w:i w:val="0"/>
           <w:sz w:val="19"/>
         </w:rPr>
         <w:t>¬(A · B)</w:t>
@@ -289,6 +382,10 @@
     </w:p>
     <w:p>
       <w:r>
+        <w:rPr>
+          <w:b w:val="0"/>
+          <w:i w:val="0"/>
+        </w:rPr>
         <w:t>Your answer: ☐</w:t>
       </w:r>
     </w:p>
@@ -296,45 +393,76 @@
       <w:r>
         <w:rPr>
           <w:b/>
+          <w:i w:val="0"/>
         </w:rPr>
         <w:t>5.</w:t>
       </w:r>
       <w:r>
+        <w:rPr>
+          <w:b w:val="0"/>
+          <w:i w:val="0"/>
+        </w:rPr>
         <w:t xml:space="preserve"> Which Boolean identity is </w:t>
       </w:r>
       <w:r>
         <w:rPr>
           <w:rFonts w:ascii="Consolas" w:hAnsi="Consolas"/>
+          <w:b w:val="0"/>
+          <w:i w:val="0"/>
           <w:sz w:val="19"/>
         </w:rPr>
         <w:t>¬(¬A) = A</w:t>
       </w:r>
       <w:r>
+        <w:rPr>
+          <w:b w:val="0"/>
+          <w:i w:val="0"/>
+        </w:rPr>
         <w:t>?</w:t>
       </w:r>
     </w:p>
     <w:p>
       <w:r>
+        <w:rPr>
+          <w:b w:val="0"/>
+          <w:i w:val="0"/>
+        </w:rPr>
         <w:t>A. Idempotent</w:t>
       </w:r>
     </w:p>
     <w:p>
       <w:r>
+        <w:rPr>
+          <w:b w:val="0"/>
+          <w:i w:val="0"/>
+        </w:rPr>
         <w:t>B. Absorption</w:t>
       </w:r>
     </w:p>
     <w:p>
       <w:r>
+        <w:rPr>
+          <w:b w:val="0"/>
+          <w:i w:val="0"/>
+        </w:rPr>
         <w:t>C. Double negation</w:t>
       </w:r>
     </w:p>
     <w:p>
       <w:r>
+        <w:rPr>
+          <w:b w:val="0"/>
+          <w:i w:val="0"/>
+        </w:rPr>
         <w:t>D. Complement</w:t>
       </w:r>
     </w:p>
     <w:p>
       <w:r>
+        <w:rPr>
+          <w:b w:val="0"/>
+          <w:i w:val="0"/>
+        </w:rPr>
         <w:t>Your answer: ☐</w:t>
       </w:r>
     </w:p>
@@ -342,29 +470,45 @@
       <w:r>
         <w:rPr>
           <w:b/>
+          <w:i w:val="0"/>
         </w:rPr>
         <w:t>6.</w:t>
       </w:r>
       <w:r>
+        <w:rPr>
+          <w:b w:val="0"/>
+          <w:i w:val="0"/>
+        </w:rPr>
         <w:t xml:space="preserve"> In a </w:t>
       </w:r>
       <w:r>
         <w:rPr>
           <w:b/>
+          <w:i w:val="0"/>
         </w:rPr>
         <w:t>half adder</w:t>
       </w:r>
       <w:r>
+        <w:rPr>
+          <w:b w:val="0"/>
+          <w:i w:val="0"/>
+        </w:rPr>
         <w:t>, the Sum output is given by:</w:t>
       </w:r>
     </w:p>
     <w:p>
       <w:r>
+        <w:rPr>
+          <w:b w:val="0"/>
+          <w:i w:val="0"/>
+        </w:rPr>
         <w:t xml:space="preserve">A. </w:t>
       </w:r>
       <w:r>
         <w:rPr>
           <w:rFonts w:ascii="Consolas" w:hAnsi="Consolas"/>
+          <w:b w:val="0"/>
+          <w:i w:val="0"/>
           <w:sz w:val="19"/>
         </w:rPr>
         <w:t>A · B</w:t>
@@ -372,11 +516,17 @@
     </w:p>
     <w:p>
       <w:r>
+        <w:rPr>
+          <w:b w:val="0"/>
+          <w:i w:val="0"/>
+        </w:rPr>
         <w:t xml:space="preserve">B. </w:t>
       </w:r>
       <w:r>
         <w:rPr>
           <w:rFonts w:ascii="Consolas" w:hAnsi="Consolas"/>
+          <w:b w:val="0"/>
+          <w:i w:val="0"/>
           <w:sz w:val="19"/>
         </w:rPr>
         <w:t>A + B</w:t>
@@ -384,11 +534,17 @@
     </w:p>
     <w:p>
       <w:r>
+        <w:rPr>
+          <w:b w:val="0"/>
+          <w:i w:val="0"/>
+        </w:rPr>
         <w:t xml:space="preserve">C. </w:t>
       </w:r>
       <w:r>
         <w:rPr>
           <w:rFonts w:ascii="Consolas" w:hAnsi="Consolas"/>
+          <w:b w:val="0"/>
+          <w:i w:val="0"/>
           <w:sz w:val="19"/>
         </w:rPr>
         <w:t>A ⊕ B</w:t>
@@ -396,11 +552,17 @@
     </w:p>
     <w:p>
       <w:r>
+        <w:rPr>
+          <w:b w:val="0"/>
+          <w:i w:val="0"/>
+        </w:rPr>
         <w:t xml:space="preserve">D. </w:t>
       </w:r>
       <w:r>
         <w:rPr>
           <w:rFonts w:ascii="Consolas" w:hAnsi="Consolas"/>
+          <w:b w:val="0"/>
+          <w:i w:val="0"/>
           <w:sz w:val="19"/>
         </w:rPr>
         <w:t>¬(A · B)</w:t>
@@ -408,6 +570,10 @@
     </w:p>
     <w:p>
       <w:r>
+        <w:rPr>
+          <w:b w:val="0"/>
+          <w:i w:val="0"/>
+        </w:rPr>
         <w:t>Your answer: ☐</w:t>
       </w:r>
     </w:p>
@@ -415,44 +581,74 @@
       <w:r>
         <w:rPr>
           <w:b/>
+          <w:i w:val="0"/>
         </w:rPr>
         <w:t>7.</w:t>
       </w:r>
       <w:r>
+        <w:rPr>
+          <w:b w:val="0"/>
+          <w:i w:val="0"/>
+        </w:rPr>
         <w:t xml:space="preserve"> What is the role of a </w:t>
       </w:r>
       <w:r>
         <w:rPr>
           <w:b/>
+          <w:i w:val="0"/>
         </w:rPr>
         <w:t>D-type flip-flop</w:t>
       </w:r>
       <w:r>
+        <w:rPr>
+          <w:b w:val="0"/>
+          <w:i w:val="0"/>
+        </w:rPr>
         <w:t>?</w:t>
       </w:r>
     </w:p>
     <w:p>
       <w:r>
+        <w:rPr>
+          <w:b w:val="0"/>
+          <w:i w:val="0"/>
+        </w:rPr>
         <w:t>A. To add two bits together</w:t>
       </w:r>
     </w:p>
     <w:p>
       <w:r>
+        <w:rPr>
+          <w:b w:val="0"/>
+          <w:i w:val="0"/>
+        </w:rPr>
         <w:t>B. To store one bit of data on a clock edge</w:t>
       </w:r>
     </w:p>
     <w:p>
       <w:r>
+        <w:rPr>
+          <w:b w:val="0"/>
+          <w:i w:val="0"/>
+        </w:rPr>
         <w:t>C. To invert its input</w:t>
       </w:r>
     </w:p>
     <w:p>
       <w:r>
+        <w:rPr>
+          <w:b w:val="0"/>
+          <w:i w:val="0"/>
+        </w:rPr>
         <w:t>D. To convert binary to hexadecimal</w:t>
       </w:r>
     </w:p>
     <w:p>
       <w:r>
+        <w:rPr>
+          <w:b w:val="0"/>
+          <w:i w:val="0"/>
+        </w:rPr>
         <w:t>Your answer: ☐</w:t>
       </w:r>
     </w:p>
@@ -460,35 +656,60 @@
       <w:r>
         <w:rPr>
           <w:b/>
+          <w:i w:val="0"/>
         </w:rPr>
         <w:t>8.</w:t>
       </w:r>
       <w:r>
+        <w:rPr>
+          <w:b w:val="0"/>
+          <w:i w:val="0"/>
+        </w:rPr>
         <w:t xml:space="preserve"> When grouping 1s on a Karnaugh map, groups must be:</w:t>
       </w:r>
     </w:p>
     <w:p>
       <w:r>
+        <w:rPr>
+          <w:b w:val="0"/>
+          <w:i w:val="0"/>
+        </w:rPr>
         <w:t>A. Always exactly size 3</w:t>
       </w:r>
     </w:p>
     <w:p>
       <w:r>
+        <w:rPr>
+          <w:b w:val="0"/>
+          <w:i w:val="0"/>
+        </w:rPr>
         <w:t>B. As small as possible</w:t>
       </w:r>
     </w:p>
     <w:p>
       <w:r>
+        <w:rPr>
+          <w:b w:val="0"/>
+          <w:i w:val="0"/>
+        </w:rPr>
         <w:t>C. Powers of two (1, 2, 4, 8…) and as large as possible</w:t>
       </w:r>
     </w:p>
     <w:p>
       <w:r>
+        <w:rPr>
+          <w:b w:val="0"/>
+          <w:i w:val="0"/>
+        </w:rPr>
         <w:t>D. Only ever a single cell</w:t>
       </w:r>
     </w:p>
     <w:p>
       <w:r>
+        <w:rPr>
+          <w:b w:val="0"/>
+          <w:i w:val="0"/>
+        </w:rPr>
         <w:t>Your answer: ☐</w:t>
       </w:r>
     </w:p>
@@ -504,6 +725,10 @@
         <w:pStyle w:val="Heading2"/>
       </w:pPr>
       <w:r>
+        <w:rPr>
+          <w:b w:val="0"/>
+          <w:i w:val="0"/>
+        </w:rPr>
         <w:t>Section B — Calculations &amp; short answer (17 marks)</w:t>
       </w:r>
     </w:p>
@@ -511,24 +736,35 @@
       <w:r>
         <w:rPr>
           <w:b/>
+          <w:i w:val="0"/>
         </w:rPr>
         <w:t>9.</w:t>
       </w:r>
       <w:r>
+        <w:rPr>
+          <w:b w:val="0"/>
+          <w:i w:val="0"/>
+        </w:rPr>
         <w:t xml:space="preserve"> Complete the truth table for the expression </w:t>
       </w:r>
       <w:r>
         <w:rPr>
           <w:b/>
+          <w:i w:val="0"/>
         </w:rPr>
         <w:t>Q = ¬(A · B) + (A · C)</w:t>
       </w:r>
       <w:r>
+        <w:rPr>
+          <w:b w:val="0"/>
+          <w:i w:val="0"/>
+        </w:rPr>
         <w:t xml:space="preserve">. </w:t>
       </w:r>
       <w:r>
         <w:rPr>
           <w:b/>
+          <w:i w:val="0"/>
         </w:rPr>
         <w:t>[5]</w:t>
       </w:r>
@@ -619,6 +855,7 @@
             <w:r>
               <w:rPr>
                 <w:b/>
+                <w:i w:val="0"/>
               </w:rPr>
               <w:t>A</w:t>
             </w:r>
@@ -638,6 +875,7 @@
             <w:r>
               <w:rPr>
                 <w:b/>
+                <w:i w:val="0"/>
               </w:rPr>
               <w:t>B</w:t>
             </w:r>
@@ -657,6 +895,7 @@
             <w:r>
               <w:rPr>
                 <w:b/>
+                <w:i w:val="0"/>
               </w:rPr>
               <w:t>C</w:t>
             </w:r>
@@ -676,6 +915,7 @@
             <w:r>
               <w:rPr>
                 <w:b/>
+                <w:i w:val="0"/>
               </w:rPr>
               <w:t>A·B</w:t>
             </w:r>
@@ -695,6 +935,7 @@
             <w:r>
               <w:rPr>
                 <w:b/>
+                <w:i w:val="0"/>
               </w:rPr>
               <w:t>¬(A·B)</w:t>
             </w:r>
@@ -714,6 +955,7 @@
             <w:r>
               <w:rPr>
                 <w:b/>
+                <w:i w:val="0"/>
               </w:rPr>
               <w:t>A·C</w:t>
             </w:r>
@@ -733,6 +975,7 @@
             <w:r>
               <w:rPr>
                 <w:b/>
+                <w:i w:val="0"/>
               </w:rPr>
               <w:t>Q</w:t>
             </w:r>
@@ -747,6 +990,10 @@
           <w:p>
             <w:r/>
             <w:r>
+              <w:rPr>
+                <w:b w:val="0"/>
+                <w:i w:val="0"/>
+              </w:rPr>
               <w:t>0</w:t>
             </w:r>
           </w:p>
@@ -758,6 +1005,10 @@
           <w:p>
             <w:r/>
             <w:r>
+              <w:rPr>
+                <w:b w:val="0"/>
+                <w:i w:val="0"/>
+              </w:rPr>
               <w:t>0</w:t>
             </w:r>
           </w:p>
@@ -769,6 +1020,10 @@
           <w:p>
             <w:r/>
             <w:r>
+              <w:rPr>
+                <w:b w:val="0"/>
+                <w:i w:val="0"/>
+              </w:rPr>
               <w:t>0</w:t>
             </w:r>
           </w:p>
@@ -814,6 +1069,10 @@
           <w:p>
             <w:r/>
             <w:r>
+              <w:rPr>
+                <w:b w:val="0"/>
+                <w:i w:val="0"/>
+              </w:rPr>
               <w:t>0</w:t>
             </w:r>
           </w:p>
@@ -825,6 +1084,10 @@
           <w:p>
             <w:r/>
             <w:r>
+              <w:rPr>
+                <w:b w:val="0"/>
+                <w:i w:val="0"/>
+              </w:rPr>
               <w:t>0</w:t>
             </w:r>
           </w:p>
@@ -836,6 +1099,10 @@
           <w:p>
             <w:r/>
             <w:r>
+              <w:rPr>
+                <w:b w:val="0"/>
+                <w:i w:val="0"/>
+              </w:rPr>
               <w:t>1</w:t>
             </w:r>
           </w:p>
@@ -881,6 +1148,10 @@
           <w:p>
             <w:r/>
             <w:r>
+              <w:rPr>
+                <w:b w:val="0"/>
+                <w:i w:val="0"/>
+              </w:rPr>
               <w:t>0</w:t>
             </w:r>
           </w:p>
@@ -892,6 +1163,10 @@
           <w:p>
             <w:r/>
             <w:r>
+              <w:rPr>
+                <w:b w:val="0"/>
+                <w:i w:val="0"/>
+              </w:rPr>
               <w:t>1</w:t>
             </w:r>
           </w:p>
@@ -903,6 +1178,10 @@
           <w:p>
             <w:r/>
             <w:r>
+              <w:rPr>
+                <w:b w:val="0"/>
+                <w:i w:val="0"/>
+              </w:rPr>
               <w:t>0</w:t>
             </w:r>
           </w:p>
@@ -948,6 +1227,10 @@
           <w:p>
             <w:r/>
             <w:r>
+              <w:rPr>
+                <w:b w:val="0"/>
+                <w:i w:val="0"/>
+              </w:rPr>
               <w:t>0</w:t>
             </w:r>
           </w:p>
@@ -959,6 +1242,10 @@
           <w:p>
             <w:r/>
             <w:r>
+              <w:rPr>
+                <w:b w:val="0"/>
+                <w:i w:val="0"/>
+              </w:rPr>
               <w:t>1</w:t>
             </w:r>
           </w:p>
@@ -970,6 +1257,10 @@
           <w:p>
             <w:r/>
             <w:r>
+              <w:rPr>
+                <w:b w:val="0"/>
+                <w:i w:val="0"/>
+              </w:rPr>
               <w:t>1</w:t>
             </w:r>
           </w:p>
@@ -1015,6 +1306,10 @@
           <w:p>
             <w:r/>
             <w:r>
+              <w:rPr>
+                <w:b w:val="0"/>
+                <w:i w:val="0"/>
+              </w:rPr>
               <w:t>1</w:t>
             </w:r>
           </w:p>
@@ -1026,6 +1321,10 @@
           <w:p>
             <w:r/>
             <w:r>
+              <w:rPr>
+                <w:b w:val="0"/>
+                <w:i w:val="0"/>
+              </w:rPr>
               <w:t>0</w:t>
             </w:r>
           </w:p>
@@ -1037,6 +1336,10 @@
           <w:p>
             <w:r/>
             <w:r>
+              <w:rPr>
+                <w:b w:val="0"/>
+                <w:i w:val="0"/>
+              </w:rPr>
               <w:t>0</w:t>
             </w:r>
           </w:p>
@@ -1082,6 +1385,10 @@
           <w:p>
             <w:r/>
             <w:r>
+              <w:rPr>
+                <w:b w:val="0"/>
+                <w:i w:val="0"/>
+              </w:rPr>
               <w:t>1</w:t>
             </w:r>
           </w:p>
@@ -1093,6 +1400,10 @@
           <w:p>
             <w:r/>
             <w:r>
+              <w:rPr>
+                <w:b w:val="0"/>
+                <w:i w:val="0"/>
+              </w:rPr>
               <w:t>0</w:t>
             </w:r>
           </w:p>
@@ -1104,6 +1415,10 @@
           <w:p>
             <w:r/>
             <w:r>
+              <w:rPr>
+                <w:b w:val="0"/>
+                <w:i w:val="0"/>
+              </w:rPr>
               <w:t>1</w:t>
             </w:r>
           </w:p>
@@ -1149,6 +1464,10 @@
           <w:p>
             <w:r/>
             <w:r>
+              <w:rPr>
+                <w:b w:val="0"/>
+                <w:i w:val="0"/>
+              </w:rPr>
               <w:t>1</w:t>
             </w:r>
           </w:p>
@@ -1160,6 +1479,10 @@
           <w:p>
             <w:r/>
             <w:r>
+              <w:rPr>
+                <w:b w:val="0"/>
+                <w:i w:val="0"/>
+              </w:rPr>
               <w:t>1</w:t>
             </w:r>
           </w:p>
@@ -1171,6 +1494,10 @@
           <w:p>
             <w:r/>
             <w:r>
+              <w:rPr>
+                <w:b w:val="0"/>
+                <w:i w:val="0"/>
+              </w:rPr>
               <w:t>0</w:t>
             </w:r>
           </w:p>
@@ -1216,6 +1543,10 @@
           <w:p>
             <w:r/>
             <w:r>
+              <w:rPr>
+                <w:b w:val="0"/>
+                <w:i w:val="0"/>
+              </w:rPr>
               <w:t>1</w:t>
             </w:r>
           </w:p>
@@ -1227,6 +1558,10 @@
           <w:p>
             <w:r/>
             <w:r>
+              <w:rPr>
+                <w:b w:val="0"/>
+                <w:i w:val="0"/>
+              </w:rPr>
               <w:t>1</w:t>
             </w:r>
           </w:p>
@@ -1238,6 +1573,10 @@
           <w:p>
             <w:r/>
             <w:r>
+              <w:rPr>
+                <w:b w:val="0"/>
+                <w:i w:val="0"/>
+              </w:rPr>
               <w:t>1</w:t>
             </w:r>
           </w:p>
@@ -1281,33 +1620,51 @@
       <w:r>
         <w:rPr>
           <w:b/>
+          <w:i w:val="0"/>
         </w:rPr>
         <w:t>10.</w:t>
       </w:r>
       <w:r>
+        <w:rPr>
+          <w:b w:val="0"/>
+          <w:i w:val="0"/>
+        </w:rPr>
         <w:t xml:space="preserve"> Use </w:t>
       </w:r>
       <w:r>
         <w:rPr>
           <w:b/>
+          <w:i w:val="0"/>
         </w:rPr>
         <w:t>De Morgan's law</w:t>
       </w:r>
       <w:r>
+        <w:rPr>
+          <w:b w:val="0"/>
+          <w:i w:val="0"/>
+        </w:rPr>
         <w:t xml:space="preserve"> (and double negation) to simplify </w:t>
       </w:r>
       <w:r>
         <w:rPr>
+          <w:rFonts w:ascii="Consolas" w:hAnsi="Consolas"/>
           <w:b/>
+          <w:i w:val="0"/>
+          <w:sz w:val="19"/>
         </w:rPr>
-        <w:t>`¬(¬A + B)`</w:t>
+        <w:t>¬(¬A + B)</w:t>
       </w:r>
       <w:r>
+        <w:rPr>
+          <w:b w:val="0"/>
+          <w:i w:val="0"/>
+        </w:rPr>
         <w:t xml:space="preserve"> to an expression with no outer bar. Show each step. </w:t>
       </w:r>
       <w:r>
         <w:rPr>
           <w:b/>
+          <w:i w:val="0"/>
         </w:rPr>
         <w:t>[3]</w:t>
       </w:r>
@@ -1346,6 +1703,10 @@
     </w:p>
     <w:p>
       <w:r>
+        <w:rPr>
+          <w:b w:val="0"/>
+          <w:i w:val="0"/>
+        </w:rPr>
         <w:t>Working space:</w:t>
       </w:r>
     </w:p>
@@ -1353,60 +1714,91 @@
       <w:r>
         <w:rPr>
           <w:b/>
+          <w:i w:val="0"/>
         </w:rPr>
         <w:t>11.</w:t>
       </w:r>
       <w:r>
+        <w:rPr>
+          <w:b w:val="0"/>
+          <w:i w:val="0"/>
+        </w:rPr>
         <w:t xml:space="preserve"> A </w:t>
       </w:r>
       <w:r>
         <w:rPr>
           <w:b/>
+          <w:i w:val="0"/>
         </w:rPr>
         <w:t>half adder</w:t>
       </w:r>
       <w:r>
+        <w:rPr>
+          <w:b w:val="0"/>
+          <w:i w:val="0"/>
+        </w:rPr>
         <w:t xml:space="preserve"> receives inputs </w:t>
       </w:r>
       <w:r>
         <w:rPr>
           <w:b/>
+          <w:i w:val="0"/>
         </w:rPr>
         <w:t>A = 1</w:t>
       </w:r>
       <w:r>
+        <w:rPr>
+          <w:b w:val="0"/>
+          <w:i w:val="0"/>
+        </w:rPr>
         <w:t xml:space="preserve"> and </w:t>
       </w:r>
       <w:r>
         <w:rPr>
           <w:b/>
+          <w:i w:val="0"/>
         </w:rPr>
         <w:t>B = 1</w:t>
       </w:r>
       <w:r>
+        <w:rPr>
+          <w:b w:val="0"/>
+          <w:i w:val="0"/>
+        </w:rPr>
         <w:t xml:space="preserve">. State the </w:t>
       </w:r>
       <w:r>
         <w:rPr>
           <w:b/>
+          <w:i w:val="0"/>
         </w:rPr>
         <w:t>Sum</w:t>
       </w:r>
       <w:r>
+        <w:rPr>
+          <w:b w:val="0"/>
+          <w:i w:val="0"/>
+        </w:rPr>
         <w:t xml:space="preserve"> and </w:t>
       </w:r>
       <w:r>
         <w:rPr>
           <w:b/>
+          <w:i w:val="0"/>
         </w:rPr>
         <w:t>Carry</w:t>
       </w:r>
       <w:r>
+        <w:rPr>
+          <w:b w:val="0"/>
+          <w:i w:val="0"/>
+        </w:rPr>
         <w:t xml:space="preserve"> outputs and the Boolean expression for each. </w:t>
       </w:r>
       <w:r>
         <w:rPr>
           <w:b/>
+          <w:i w:val="0"/>
         </w:rPr>
         <w:t>[3]</w:t>
       </w:r>
@@ -1445,6 +1837,10 @@
     </w:p>
     <w:p>
       <w:r>
+        <w:rPr>
+          <w:b w:val="0"/>
+          <w:i w:val="0"/>
+        </w:rPr>
         <w:t>Working space:</w:t>
       </w:r>
     </w:p>
@@ -1452,24 +1848,35 @@
       <w:r>
         <w:rPr>
           <w:b/>
+          <w:i w:val="0"/>
         </w:rPr>
         <w:t>12.</w:t>
       </w:r>
       <w:r>
+        <w:rPr>
+          <w:b w:val="0"/>
+          <w:i w:val="0"/>
+        </w:rPr>
         <w:t xml:space="preserve"> Complete this truth table for a </w:t>
       </w:r>
       <w:r>
         <w:rPr>
           <w:b/>
+          <w:i w:val="0"/>
         </w:rPr>
         <w:t>half adder</w:t>
       </w:r>
       <w:r>
+        <w:rPr>
+          <w:b w:val="0"/>
+          <w:i w:val="0"/>
+        </w:rPr>
         <w:t xml:space="preserve"> for all input combinations. </w:t>
       </w:r>
       <w:r>
         <w:rPr>
           <w:b/>
+          <w:i w:val="0"/>
         </w:rPr>
         <w:t>[3]</w:t>
       </w:r>
@@ -1533,6 +1940,7 @@
             <w:r>
               <w:rPr>
                 <w:b/>
+                <w:i w:val="0"/>
               </w:rPr>
               <w:t>A</w:t>
             </w:r>
@@ -1552,6 +1960,7 @@
             <w:r>
               <w:rPr>
                 <w:b/>
+                <w:i w:val="0"/>
               </w:rPr>
               <w:t>B</w:t>
             </w:r>
@@ -1571,6 +1980,7 @@
             <w:r>
               <w:rPr>
                 <w:b/>
+                <w:i w:val="0"/>
               </w:rPr>
               <w:t>Sum (A⊕B)</w:t>
             </w:r>
@@ -1590,6 +2000,7 @@
             <w:r>
               <w:rPr>
                 <w:b/>
+                <w:i w:val="0"/>
               </w:rPr>
               <w:t>Carry (A·B)</w:t>
             </w:r>
@@ -1604,6 +2015,10 @@
           <w:p>
             <w:r/>
             <w:r>
+              <w:rPr>
+                <w:b w:val="0"/>
+                <w:i w:val="0"/>
+              </w:rPr>
               <w:t>0</w:t>
             </w:r>
           </w:p>
@@ -1615,6 +2030,10 @@
           <w:p>
             <w:r/>
             <w:r>
+              <w:rPr>
+                <w:b w:val="0"/>
+                <w:i w:val="0"/>
+              </w:rPr>
               <w:t>0</w:t>
             </w:r>
           </w:p>
@@ -1644,6 +2063,10 @@
           <w:p>
             <w:r/>
             <w:r>
+              <w:rPr>
+                <w:b w:val="0"/>
+                <w:i w:val="0"/>
+              </w:rPr>
               <w:t>0</w:t>
             </w:r>
           </w:p>
@@ -1655,6 +2078,10 @@
           <w:p>
             <w:r/>
             <w:r>
+              <w:rPr>
+                <w:b w:val="0"/>
+                <w:i w:val="0"/>
+              </w:rPr>
               <w:t>1</w:t>
             </w:r>
           </w:p>
@@ -1684,6 +2111,10 @@
           <w:p>
             <w:r/>
             <w:r>
+              <w:rPr>
+                <w:b w:val="0"/>
+                <w:i w:val="0"/>
+              </w:rPr>
               <w:t>1</w:t>
             </w:r>
           </w:p>
@@ -1695,6 +2126,10 @@
           <w:p>
             <w:r/>
             <w:r>
+              <w:rPr>
+                <w:b w:val="0"/>
+                <w:i w:val="0"/>
+              </w:rPr>
               <w:t>0</w:t>
             </w:r>
           </w:p>
@@ -1724,6 +2159,10 @@
           <w:p>
             <w:r/>
             <w:r>
+              <w:rPr>
+                <w:b w:val="0"/>
+                <w:i w:val="0"/>
+              </w:rPr>
               <w:t>1</w:t>
             </w:r>
           </w:p>
@@ -1735,6 +2174,10 @@
           <w:p>
             <w:r/>
             <w:r>
+              <w:rPr>
+                <w:b w:val="0"/>
+                <w:i w:val="0"/>
+              </w:rPr>
               <w:t>1</w:t>
             </w:r>
           </w:p>
@@ -1762,24 +2205,37 @@
       <w:r>
         <w:rPr>
           <w:b/>
+          <w:i w:val="0"/>
         </w:rPr>
         <w:t>13.</w:t>
       </w:r>
       <w:r>
+        <w:rPr>
+          <w:b w:val="0"/>
+          <w:i w:val="0"/>
+        </w:rPr>
         <w:t xml:space="preserve"> Simplify the expression </w:t>
       </w:r>
       <w:r>
         <w:rPr>
+          <w:rFonts w:ascii="Consolas" w:hAnsi="Consolas"/>
           <w:b/>
+          <w:i w:val="0"/>
+          <w:sz w:val="19"/>
         </w:rPr>
-        <w:t>`A · (A + B)`</w:t>
+        <w:t>A · (A + B)</w:t>
       </w:r>
       <w:r>
+        <w:rPr>
+          <w:b w:val="0"/>
+          <w:i w:val="0"/>
+        </w:rPr>
         <w:t xml:space="preserve"> using a Boolean identity, and name the law used. </w:t>
       </w:r>
       <w:r>
         <w:rPr>
           <w:b/>
+          <w:i w:val="0"/>
         </w:rPr>
         <w:t>[3]</w:t>
       </w:r>
@@ -1818,6 +2274,10 @@
     </w:p>
     <w:p>
       <w:r>
+        <w:rPr>
+          <w:b w:val="0"/>
+          <w:i w:val="0"/>
+        </w:rPr>
         <w:t>Working space:</w:t>
       </w:r>
     </w:p>
@@ -1833,6 +2293,10 @@
         <w:pStyle w:val="Heading2"/>
       </w:pPr>
       <w:r>
+        <w:rPr>
+          <w:b w:val="0"/>
+          <w:i w:val="0"/>
+        </w:rPr>
         <w:t>Section C — Exam-style question (5 marks)</w:t>
       </w:r>
     </w:p>
@@ -1840,38 +2304,58 @@
       <w:r>
         <w:rPr>
           <w:b/>
+          <w:i w:val="0"/>
         </w:rPr>
         <w:t>14.</w:t>
       </w:r>
       <w:r>
+        <w:rPr>
+          <w:b w:val="0"/>
+          <w:i w:val="0"/>
+        </w:rPr>
         <w:t xml:space="preserve"> A </w:t>
       </w:r>
       <w:r>
         <w:rPr>
           <w:b/>
+          <w:i w:val="0"/>
         </w:rPr>
         <w:t>full adder</w:t>
       </w:r>
       <w:r>
+        <w:rPr>
+          <w:b w:val="0"/>
+          <w:i w:val="0"/>
+        </w:rPr>
         <w:t xml:space="preserve"> adds three input bits: A, B and a carry-in (Cin), producing a Sum and a carry-out (Cout).</w:t>
       </w:r>
     </w:p>
     <w:p>
       <w:r>
+        <w:rPr>
+          <w:b w:val="0"/>
+          <w:i w:val="0"/>
+        </w:rPr>
         <w:t xml:space="preserve">(a) Give the Boolean expression for the </w:t>
       </w:r>
       <w:r>
         <w:rPr>
           <w:b/>
+          <w:i w:val="0"/>
         </w:rPr>
         <w:t>Sum</w:t>
       </w:r>
       <w:r>
+        <w:rPr>
+          <w:b w:val="0"/>
+          <w:i w:val="0"/>
+        </w:rPr>
         <w:t xml:space="preserve"> output of a full adder. </w:t>
       </w:r>
       <w:r>
         <w:rPr>
           <w:b/>
+          <w:i w:val="0"/>
         </w:rPr>
         <w:t>[1]</w:t>
       </w:r>
@@ -1894,20 +2378,30 @@
     </w:p>
     <w:p>
       <w:r>
+        <w:rPr>
+          <w:b w:val="0"/>
+          <w:i w:val="0"/>
+        </w:rPr>
         <w:t xml:space="preserve">(b) Give the Boolean expression for the </w:t>
       </w:r>
       <w:r>
         <w:rPr>
           <w:b/>
+          <w:i w:val="0"/>
         </w:rPr>
         <w:t>Cout</w:t>
       </w:r>
       <w:r>
+        <w:rPr>
+          <w:b w:val="0"/>
+          <w:i w:val="0"/>
+        </w:rPr>
         <w:t xml:space="preserve"> output of a full adder. </w:t>
       </w:r>
       <w:r>
         <w:rPr>
           <w:b/>
+          <w:i w:val="0"/>
         </w:rPr>
         <w:t>[2]</w:t>
       </w:r>
@@ -1938,11 +2432,16 @@
     </w:p>
     <w:p>
       <w:r>
+        <w:rPr>
+          <w:b w:val="0"/>
+          <w:i w:val="0"/>
+        </w:rPr>
         <w:t xml:space="preserve">(c) Explain how a full adder differs from a half adder, and why full adders are needed to add multi-bit binary numbers. </w:t>
       </w:r>
       <w:r>
         <w:rPr>
           <w:b/>
+          <w:i w:val="0"/>
         </w:rPr>
         <w:t>[2]</w:t>
       </w:r>
@@ -1973,6 +2472,10 @@
     </w:p>
     <w:p>
       <w:r>
+        <w:rPr>
+          <w:b w:val="0"/>
+          <w:i w:val="0"/>
+        </w:rPr>
         <w:t>Working space:</w:t>
       </w:r>
     </w:p>

--- a/Course/1 Component 1 - Computer Systems/1.4 Data Types, Data Structures and Boolean Algebra/1.4.3 Boolean Algebra/3 Worksheet (editable).docx
+++ b/Course/1 Component 1 - Computer Systems/1.4 Data Types, Data Structures and Boolean Algebra/1.4.3 Boolean Algebra/3 Worksheet (editable).docx
@@ -769,62 +769,32 @@
         <w:t>[5]</w:t>
       </w:r>
     </w:p>
-    <w:p>
-      <w:pPr>
-        <w:spacing w:before="260"/>
-        <w:pBdr>
-          <w:bottom w:val="single" w:sz="4" w:space="1" w:color="AAB4C0"/>
-        </w:pBdr>
-      </w:pPr>
-    </w:p>
-    <w:p>
-      <w:pPr>
-        <w:spacing w:before="260"/>
-        <w:pBdr>
-          <w:bottom w:val="single" w:sz="4" w:space="1" w:color="AAB4C0"/>
-        </w:pBdr>
-      </w:pPr>
-    </w:p>
-    <w:p>
-      <w:pPr>
-        <w:spacing w:before="260"/>
-        <w:pBdr>
-          <w:bottom w:val="single" w:sz="4" w:space="1" w:color="AAB4C0"/>
-        </w:pBdr>
-      </w:pPr>
-    </w:p>
-    <w:p>
-      <w:pPr>
-        <w:spacing w:before="260"/>
-        <w:pBdr>
-          <w:bottom w:val="single" w:sz="4" w:space="1" w:color="AAB4C0"/>
-        </w:pBdr>
-      </w:pPr>
-    </w:p>
-    <w:p>
-      <w:pPr>
-        <w:spacing w:before="260"/>
-        <w:pBdr>
-          <w:bottom w:val="single" w:sz="4" w:space="1" w:color="AAB4C0"/>
-        </w:pBdr>
-      </w:pPr>
-    </w:p>
-    <w:p>
-      <w:pPr>
-        <w:spacing w:before="260"/>
-        <w:pBdr>
-          <w:bottom w:val="single" w:sz="4" w:space="1" w:color="AAB4C0"/>
-        </w:pBdr>
-      </w:pPr>
-    </w:p>
-    <w:p>
-      <w:pPr>
-        <w:spacing w:before="260"/>
-        <w:pBdr>
-          <w:bottom w:val="single" w:sz="4" w:space="1" w:color="AAB4C0"/>
-        </w:pBdr>
-      </w:pPr>
-    </w:p>
+    <w:tbl>
+      <w:tblPr>
+        <w:tblStyle w:val="TableGrid"/>
+        <w:tblW w:type="auto" w:w="0"/>
+        <w:tblLook w:firstColumn="1" w:firstRow="1" w:lastColumn="0" w:lastRow="0" w:noHBand="0" w:noVBand="1" w:val="04A0"/>
+      </w:tblPr>
+      <w:tblGrid>
+        <w:gridCol w:w="8640"/>
+      </w:tblGrid>
+      <w:tr>
+        <w:trPr>
+          <w:trHeight w:val="2380" w:hRule="atLeast"/>
+        </w:trPr>
+        <w:tc>
+          <w:tcPr>
+            <w:tcW w:type="dxa" w:w="8640"/>
+          </w:tcPr>
+          <w:p>
+            <w:pPr>
+              <w:spacing w:before="40"/>
+            </w:pPr>
+          </w:p>
+        </w:tc>
+      </w:tr>
+    </w:tbl>
+    <w:p/>
     <w:tbl>
       <w:tblPr>
         <w:tblStyle w:val="TableGrid"/>
@@ -1669,38 +1639,32 @@
         <w:t>[3]</w:t>
       </w:r>
     </w:p>
-    <w:p>
-      <w:pPr>
-        <w:spacing w:before="260"/>
-        <w:pBdr>
-          <w:bottom w:val="single" w:sz="4" w:space="1" w:color="AAB4C0"/>
-        </w:pBdr>
-      </w:pPr>
-    </w:p>
-    <w:p>
-      <w:pPr>
-        <w:spacing w:before="260"/>
-        <w:pBdr>
-          <w:bottom w:val="single" w:sz="4" w:space="1" w:color="AAB4C0"/>
-        </w:pBdr>
-      </w:pPr>
-    </w:p>
-    <w:p>
-      <w:pPr>
-        <w:spacing w:before="260"/>
-        <w:pBdr>
-          <w:bottom w:val="single" w:sz="4" w:space="1" w:color="AAB4C0"/>
-        </w:pBdr>
-      </w:pPr>
-    </w:p>
-    <w:p>
-      <w:pPr>
-        <w:spacing w:before="260"/>
-        <w:pBdr>
-          <w:bottom w:val="single" w:sz="4" w:space="1" w:color="AAB4C0"/>
-        </w:pBdr>
-      </w:pPr>
-    </w:p>
+    <w:tbl>
+      <w:tblPr>
+        <w:tblStyle w:val="TableGrid"/>
+        <w:tblW w:type="auto" w:w="0"/>
+        <w:tblLook w:firstColumn="1" w:firstRow="1" w:lastColumn="0" w:lastRow="0" w:noHBand="0" w:noVBand="1" w:val="04A0"/>
+      </w:tblPr>
+      <w:tblGrid>
+        <w:gridCol w:w="8640"/>
+      </w:tblGrid>
+      <w:tr>
+        <w:trPr>
+          <w:trHeight w:val="1360" w:hRule="atLeast"/>
+        </w:trPr>
+        <w:tc>
+          <w:tcPr>
+            <w:tcW w:type="dxa" w:w="8640"/>
+          </w:tcPr>
+          <w:p>
+            <w:pPr>
+              <w:spacing w:before="40"/>
+            </w:pPr>
+          </w:p>
+        </w:tc>
+      </w:tr>
+    </w:tbl>
+    <w:p/>
     <w:p>
       <w:r>
         <w:rPr>
@@ -1803,38 +1767,32 @@
         <w:t>[3]</w:t>
       </w:r>
     </w:p>
-    <w:p>
-      <w:pPr>
-        <w:spacing w:before="260"/>
-        <w:pBdr>
-          <w:bottom w:val="single" w:sz="4" w:space="1" w:color="AAB4C0"/>
-        </w:pBdr>
-      </w:pPr>
-    </w:p>
-    <w:p>
-      <w:pPr>
-        <w:spacing w:before="260"/>
-        <w:pBdr>
-          <w:bottom w:val="single" w:sz="4" w:space="1" w:color="AAB4C0"/>
-        </w:pBdr>
-      </w:pPr>
-    </w:p>
-    <w:p>
-      <w:pPr>
-        <w:spacing w:before="260"/>
-        <w:pBdr>
-          <w:bottom w:val="single" w:sz="4" w:space="1" w:color="AAB4C0"/>
-        </w:pBdr>
-      </w:pPr>
-    </w:p>
-    <w:p>
-      <w:pPr>
-        <w:spacing w:before="260"/>
-        <w:pBdr>
-          <w:bottom w:val="single" w:sz="4" w:space="1" w:color="AAB4C0"/>
-        </w:pBdr>
-      </w:pPr>
-    </w:p>
+    <w:tbl>
+      <w:tblPr>
+        <w:tblStyle w:val="TableGrid"/>
+        <w:tblW w:type="auto" w:w="0"/>
+        <w:tblLook w:firstColumn="1" w:firstRow="1" w:lastColumn="0" w:lastRow="0" w:noHBand="0" w:noVBand="1" w:val="04A0"/>
+      </w:tblPr>
+      <w:tblGrid>
+        <w:gridCol w:w="8640"/>
+      </w:tblGrid>
+      <w:tr>
+        <w:trPr>
+          <w:trHeight w:val="1360" w:hRule="atLeast"/>
+        </w:trPr>
+        <w:tc>
+          <w:tcPr>
+            <w:tcW w:type="dxa" w:w="8640"/>
+          </w:tcPr>
+          <w:p>
+            <w:pPr>
+              <w:spacing w:before="40"/>
+            </w:pPr>
+          </w:p>
+        </w:tc>
+      </w:tr>
+    </w:tbl>
+    <w:p/>
     <w:p>
       <w:r>
         <w:rPr>
@@ -1881,38 +1839,32 @@
         <w:t>[3]</w:t>
       </w:r>
     </w:p>
-    <w:p>
-      <w:pPr>
-        <w:spacing w:before="260"/>
-        <w:pBdr>
-          <w:bottom w:val="single" w:sz="4" w:space="1" w:color="AAB4C0"/>
-        </w:pBdr>
-      </w:pPr>
-    </w:p>
-    <w:p>
-      <w:pPr>
-        <w:spacing w:before="260"/>
-        <w:pBdr>
-          <w:bottom w:val="single" w:sz="4" w:space="1" w:color="AAB4C0"/>
-        </w:pBdr>
-      </w:pPr>
-    </w:p>
-    <w:p>
-      <w:pPr>
-        <w:spacing w:before="260"/>
-        <w:pBdr>
-          <w:bottom w:val="single" w:sz="4" w:space="1" w:color="AAB4C0"/>
-        </w:pBdr>
-      </w:pPr>
-    </w:p>
-    <w:p>
-      <w:pPr>
-        <w:spacing w:before="260"/>
-        <w:pBdr>
-          <w:bottom w:val="single" w:sz="4" w:space="1" w:color="AAB4C0"/>
-        </w:pBdr>
-      </w:pPr>
-    </w:p>
+    <w:tbl>
+      <w:tblPr>
+        <w:tblStyle w:val="TableGrid"/>
+        <w:tblW w:type="auto" w:w="0"/>
+        <w:tblLook w:firstColumn="1" w:firstRow="1" w:lastColumn="0" w:lastRow="0" w:noHBand="0" w:noVBand="1" w:val="04A0"/>
+      </w:tblPr>
+      <w:tblGrid>
+        <w:gridCol w:w="8640"/>
+      </w:tblGrid>
+      <w:tr>
+        <w:trPr>
+          <w:trHeight w:val="1360" w:hRule="atLeast"/>
+        </w:trPr>
+        <w:tc>
+          <w:tcPr>
+            <w:tcW w:type="dxa" w:w="8640"/>
+          </w:tcPr>
+          <w:p>
+            <w:pPr>
+              <w:spacing w:before="40"/>
+            </w:pPr>
+          </w:p>
+        </w:tc>
+      </w:tr>
+    </w:tbl>
+    <w:p/>
     <w:tbl>
       <w:tblPr>
         <w:tblStyle w:val="TableGrid"/>
@@ -2240,38 +2192,32 @@
         <w:t>[3]</w:t>
       </w:r>
     </w:p>
-    <w:p>
-      <w:pPr>
-        <w:spacing w:before="260"/>
-        <w:pBdr>
-          <w:bottom w:val="single" w:sz="4" w:space="1" w:color="AAB4C0"/>
-        </w:pBdr>
-      </w:pPr>
-    </w:p>
-    <w:p>
-      <w:pPr>
-        <w:spacing w:before="260"/>
-        <w:pBdr>
-          <w:bottom w:val="single" w:sz="4" w:space="1" w:color="AAB4C0"/>
-        </w:pBdr>
-      </w:pPr>
-    </w:p>
-    <w:p>
-      <w:pPr>
-        <w:spacing w:before="260"/>
-        <w:pBdr>
-          <w:bottom w:val="single" w:sz="4" w:space="1" w:color="AAB4C0"/>
-        </w:pBdr>
-      </w:pPr>
-    </w:p>
-    <w:p>
-      <w:pPr>
-        <w:spacing w:before="260"/>
-        <w:pBdr>
-          <w:bottom w:val="single" w:sz="4" w:space="1" w:color="AAB4C0"/>
-        </w:pBdr>
-      </w:pPr>
-    </w:p>
+    <w:tbl>
+      <w:tblPr>
+        <w:tblStyle w:val="TableGrid"/>
+        <w:tblW w:type="auto" w:w="0"/>
+        <w:tblLook w:firstColumn="1" w:firstRow="1" w:lastColumn="0" w:lastRow="0" w:noHBand="0" w:noVBand="1" w:val="04A0"/>
+      </w:tblPr>
+      <w:tblGrid>
+        <w:gridCol w:w="8640"/>
+      </w:tblGrid>
+      <w:tr>
+        <w:trPr>
+          <w:trHeight w:val="1360" w:hRule="atLeast"/>
+        </w:trPr>
+        <w:tc>
+          <w:tcPr>
+            <w:tcW w:type="dxa" w:w="8640"/>
+          </w:tcPr>
+          <w:p>
+            <w:pPr>
+              <w:spacing w:before="40"/>
+            </w:pPr>
+          </w:p>
+        </w:tc>
+      </w:tr>
+    </w:tbl>
+    <w:p/>
     <w:p>
       <w:r>
         <w:rPr>
@@ -2360,22 +2306,32 @@
         <w:t>[1]</w:t>
       </w:r>
     </w:p>
-    <w:p>
-      <w:pPr>
-        <w:spacing w:before="260"/>
-        <w:pBdr>
-          <w:bottom w:val="single" w:sz="4" w:space="1" w:color="AAB4C0"/>
-        </w:pBdr>
-      </w:pPr>
-    </w:p>
-    <w:p>
-      <w:pPr>
-        <w:spacing w:before="260"/>
-        <w:pBdr>
-          <w:bottom w:val="single" w:sz="4" w:space="1" w:color="AAB4C0"/>
-        </w:pBdr>
-      </w:pPr>
-    </w:p>
+    <w:tbl>
+      <w:tblPr>
+        <w:tblStyle w:val="TableGrid"/>
+        <w:tblW w:type="auto" w:w="0"/>
+        <w:tblLook w:firstColumn="1" w:firstRow="1" w:lastColumn="0" w:lastRow="0" w:noHBand="0" w:noVBand="1" w:val="04A0"/>
+      </w:tblPr>
+      <w:tblGrid>
+        <w:gridCol w:w="8640"/>
+      </w:tblGrid>
+      <w:tr>
+        <w:trPr>
+          <w:trHeight w:val="680" w:hRule="atLeast"/>
+        </w:trPr>
+        <w:tc>
+          <w:tcPr>
+            <w:tcW w:type="dxa" w:w="8640"/>
+          </w:tcPr>
+          <w:p>
+            <w:pPr>
+              <w:spacing w:before="40"/>
+            </w:pPr>
+          </w:p>
+        </w:tc>
+      </w:tr>
+    </w:tbl>
+    <w:p/>
     <w:p>
       <w:r>
         <w:rPr>
@@ -2406,30 +2362,32 @@
         <w:t>[2]</w:t>
       </w:r>
     </w:p>
-    <w:p>
-      <w:pPr>
-        <w:spacing w:before="260"/>
-        <w:pBdr>
-          <w:bottom w:val="single" w:sz="4" w:space="1" w:color="AAB4C0"/>
-        </w:pBdr>
-      </w:pPr>
-    </w:p>
-    <w:p>
-      <w:pPr>
-        <w:spacing w:before="260"/>
-        <w:pBdr>
-          <w:bottom w:val="single" w:sz="4" w:space="1" w:color="AAB4C0"/>
-        </w:pBdr>
-      </w:pPr>
-    </w:p>
-    <w:p>
-      <w:pPr>
-        <w:spacing w:before="260"/>
-        <w:pBdr>
-          <w:bottom w:val="single" w:sz="4" w:space="1" w:color="AAB4C0"/>
-        </w:pBdr>
-      </w:pPr>
-    </w:p>
+    <w:tbl>
+      <w:tblPr>
+        <w:tblStyle w:val="TableGrid"/>
+        <w:tblW w:type="auto" w:w="0"/>
+        <w:tblLook w:firstColumn="1" w:firstRow="1" w:lastColumn="0" w:lastRow="0" w:noHBand="0" w:noVBand="1" w:val="04A0"/>
+      </w:tblPr>
+      <w:tblGrid>
+        <w:gridCol w:w="8640"/>
+      </w:tblGrid>
+      <w:tr>
+        <w:trPr>
+          <w:trHeight w:val="1020" w:hRule="atLeast"/>
+        </w:trPr>
+        <w:tc>
+          <w:tcPr>
+            <w:tcW w:type="dxa" w:w="8640"/>
+          </w:tcPr>
+          <w:p>
+            <w:pPr>
+              <w:spacing w:before="40"/>
+            </w:pPr>
+          </w:p>
+        </w:tc>
+      </w:tr>
+    </w:tbl>
+    <w:p/>
     <w:p>
       <w:r>
         <w:rPr>
@@ -2446,30 +2404,32 @@
         <w:t>[2]</w:t>
       </w:r>
     </w:p>
-    <w:p>
-      <w:pPr>
-        <w:spacing w:before="260"/>
-        <w:pBdr>
-          <w:bottom w:val="single" w:sz="4" w:space="1" w:color="AAB4C0"/>
-        </w:pBdr>
-      </w:pPr>
-    </w:p>
-    <w:p>
-      <w:pPr>
-        <w:spacing w:before="260"/>
-        <w:pBdr>
-          <w:bottom w:val="single" w:sz="4" w:space="1" w:color="AAB4C0"/>
-        </w:pBdr>
-      </w:pPr>
-    </w:p>
-    <w:p>
-      <w:pPr>
-        <w:spacing w:before="260"/>
-        <w:pBdr>
-          <w:bottom w:val="single" w:sz="4" w:space="1" w:color="AAB4C0"/>
-        </w:pBdr>
-      </w:pPr>
-    </w:p>
+    <w:tbl>
+      <w:tblPr>
+        <w:tblStyle w:val="TableGrid"/>
+        <w:tblW w:type="auto" w:w="0"/>
+        <w:tblLook w:firstColumn="1" w:firstRow="1" w:lastColumn="0" w:lastRow="0" w:noHBand="0" w:noVBand="1" w:val="04A0"/>
+      </w:tblPr>
+      <w:tblGrid>
+        <w:gridCol w:w="8640"/>
+      </w:tblGrid>
+      <w:tr>
+        <w:trPr>
+          <w:trHeight w:val="1020" w:hRule="atLeast"/>
+        </w:trPr>
+        <w:tc>
+          <w:tcPr>
+            <w:tcW w:type="dxa" w:w="8640"/>
+          </w:tcPr>
+          <w:p>
+            <w:pPr>
+              <w:spacing w:before="40"/>
+            </w:pPr>
+          </w:p>
+        </w:tc>
+      </w:tr>
+    </w:tbl>
+    <w:p/>
     <w:p>
       <w:r>
         <w:rPr>
